--- a/assignments/keys/assignment02_key.docx
+++ b/assignments/keys/assignment02_key.docx
@@ -1,6 +1,6 @@
 
 <file path=word/document.xml><?xml version="1.0" encoding="utf-8"?>
-<w:document xmlns:wpc="http://schemas.microsoft.com/office/word/2010/wordprocessingCanvas" xmlns:cx="http://schemas.microsoft.com/office/drawing/2014/chartex" xmlns:cx1="http://schemas.microsoft.com/office/drawing/2015/9/8/chartex" xmlns:cx2="http://schemas.microsoft.com/office/drawing/2015/10/21/chartex" xmlns:cx3="http://schemas.microsoft.com/office/drawing/2016/5/9/chartex" xmlns:cx4="http://schemas.microsoft.com/office/drawing/2016/5/10/chartex" xmlns:cx5="http://schemas.microsoft.com/office/drawing/2016/5/11/chartex" xmlns:cx6="http://schemas.microsoft.com/office/drawing/2016/5/12/chartex" xmlns:cx7="http://schemas.microsoft.com/office/drawing/2016/5/13/chartex" xmlns:cx8="http://schemas.microsoft.com/office/drawing/2016/5/14/chartex" xmlns:mc="http://schemas.openxmlformats.org/markup-compatibility/2006" xmlns:aink="http://schemas.microsoft.com/office/drawing/2016/ink" xmlns:am3d="http://schemas.microsoft.com/office/drawing/2017/model3d" xmlns:o="urn:schemas-microsoft-com:office:office" xmlns:oel="http://schemas.microsoft.com/office/2019/extlst" xmlns:r="http://schemas.openxmlformats.org/officeDocument/2006/relationships" xmlns:m="http://schemas.openxmlformats.org/officeDocument/2006/math" xmlns:v="urn:schemas-microsoft-com:vml" xmlns:wp14="http://schemas.microsoft.com/office/word/2010/wordprocessingDrawing" xmlns:wp="http://schemas.openxmlformats.org/drawingml/2006/wordprocessingDrawing" xmlns:w10="urn:schemas-microsoft-com:office:word" xmlns:w="http://schemas.openxmlformats.org/wordprocessingml/2006/main" xmlns:w14="http://schemas.microsoft.com/office/word/2010/wordml" xmlns:w15="http://schemas.microsoft.com/office/word/2012/wordml" xmlns:w16cex="http://schemas.microsoft.com/office/word/2018/wordml/cex" xmlns:w16cid="http://schemas.microsoft.com/office/word/2016/wordml/cid" xmlns:w16="http://schemas.microsoft.com/office/word/2018/wordml" xmlns:w16du="http://schemas.microsoft.com/office/word/2023/wordml/word16du" xmlns:w16sdtdh="http://schemas.microsoft.com/office/word/2020/wordml/sdtdatahash" xmlns:w16se="http://schemas.microsoft.com/office/word/2015/wordml/symex" xmlns:wpg="http://schemas.microsoft.com/office/word/2010/wordprocessingGroup" xmlns:wpi="http://schemas.microsoft.com/office/word/2010/wordprocessingInk" xmlns:wne="http://schemas.microsoft.com/office/word/2006/wordml" xmlns:wps="http://schemas.microsoft.com/office/word/2010/wordprocessingShape" mc:Ignorable="w14 w15 w16se w16cid w16 w16cex w16sdtdh w16du wp14">
+<w:document xmlns:wpc="http://schemas.microsoft.com/office/word/2010/wordprocessingCanvas" xmlns:cx="http://schemas.microsoft.com/office/drawing/2014/chartex" xmlns:cx1="http://schemas.microsoft.com/office/drawing/2015/9/8/chartex" xmlns:cx2="http://schemas.microsoft.com/office/drawing/2015/10/21/chartex" xmlns:cx3="http://schemas.microsoft.com/office/drawing/2016/5/9/chartex" xmlns:cx4="http://schemas.microsoft.com/office/drawing/2016/5/10/chartex" xmlns:cx5="http://schemas.microsoft.com/office/drawing/2016/5/11/chartex" xmlns:cx6="http://schemas.microsoft.com/office/drawing/2016/5/12/chartex" xmlns:cx7="http://schemas.microsoft.com/office/drawing/2016/5/13/chartex" xmlns:cx8="http://schemas.microsoft.com/office/drawing/2016/5/14/chartex" xmlns:mc="http://schemas.openxmlformats.org/markup-compatibility/2006" xmlns:aink="http://schemas.microsoft.com/office/drawing/2016/ink" xmlns:am3d="http://schemas.microsoft.com/office/drawing/2017/model3d" xmlns:o="urn:schemas-microsoft-com:office:office" xmlns:oel="http://schemas.microsoft.com/office/2019/extlst" xmlns:r="http://schemas.openxmlformats.org/officeDocument/2006/relationships" xmlns:m="http://schemas.openxmlformats.org/officeDocument/2006/math" xmlns:v="urn:schemas-microsoft-com:vml" xmlns:wp14="http://schemas.microsoft.com/office/word/2010/wordprocessingDrawing" xmlns:wp="http://schemas.openxmlformats.org/drawingml/2006/wordprocessingDrawing" xmlns:w10="urn:schemas-microsoft-com:office:word" xmlns:w="http://schemas.openxmlformats.org/wordprocessingml/2006/main" xmlns:w14="http://schemas.microsoft.com/office/word/2010/wordml" xmlns:w15="http://schemas.microsoft.com/office/word/2012/wordml" xmlns:w16cex="http://schemas.microsoft.com/office/word/2018/wordml/cex" xmlns:w16cid="http://schemas.microsoft.com/office/word/2016/wordml/cid" xmlns:w16="http://schemas.microsoft.com/office/word/2018/wordml" xmlns:w16du="http://schemas.microsoft.com/office/word/2023/wordml/word16du" xmlns:w16sdtdh="http://schemas.microsoft.com/office/word/2020/wordml/sdtdatahash" xmlns:w16sdtfl="http://schemas.microsoft.com/office/word/2024/wordml/sdtformatlock" xmlns:w16se="http://schemas.microsoft.com/office/word/2015/wordml/symex" xmlns:wpg="http://schemas.microsoft.com/office/word/2010/wordprocessingGroup" xmlns:wpi="http://schemas.microsoft.com/office/word/2010/wordprocessingInk" xmlns:wne="http://schemas.microsoft.com/office/word/2006/wordml" xmlns:wps="http://schemas.microsoft.com/office/word/2010/wordprocessingShape" mc:Ignorable="w14 w15 w16se w16cid w16 w16cex w16sdtdh w16sdtfl w16du wp14">
   <w:body>
     <w:p>
       <w:pPr>
@@ -395,7 +395,27 @@
           <w:szCs w:val="21"/>
           <w:shd w:val="clear" w:color="auto" w:fill="FFFFFF"/>
         </w:rPr>
-        <w:t> of students in the treatment group were chronically absent and not chronically absent, respectively? How about in the control group? Write a 1-2 sentence response and create a 2x2 table (percentages in cell) to demonstrate your answer.</w:t>
+        <w:t xml:space="preserve"> of students in the treatment group were chronically absent and not chronically absent, respectively? How about in the control group? </w:t>
+      </w:r>
+      <w:r>
+        <w:rPr>
+          <w:rFonts w:ascii="Helvetica" w:hAnsi="Helvetica" w:cs="Helvetica"/>
+          <w:color w:val="333333"/>
+          <w:sz w:val="21"/>
+          <w:szCs w:val="21"/>
+          <w:shd w:val="clear" w:color="auto" w:fill="FFFFFF"/>
+        </w:rPr>
+        <w:t xml:space="preserve">What is the risk difference between the two groups? </w:t>
+      </w:r>
+      <w:r>
+        <w:rPr>
+          <w:rFonts w:ascii="Helvetica" w:hAnsi="Helvetica" w:cs="Helvetica"/>
+          <w:color w:val="333333"/>
+          <w:sz w:val="21"/>
+          <w:szCs w:val="21"/>
+          <w:shd w:val="clear" w:color="auto" w:fill="FFFFFF"/>
+        </w:rPr>
+        <w:t>Write a 1-2 sentence response and create a 2x2 table (percentages in cell) to demonstrate your answer.</w:t>
       </w:r>
     </w:p>
     <w:p>
@@ -438,29 +458,37 @@
           <w:szCs w:val="21"/>
           <w:lang w:eastAsia="zh-CN"/>
         </w:rPr>
-        <w:t xml:space="preserve">t group were chronically absent and 83.7 percent were not chronically. In the control group, 20.7 percent of students were chronically </w:t>
-      </w:r>
-      <w:proofErr w:type="gramStart"/>
-      <w:r>
-        <w:rPr>
-          <w:rFonts w:ascii="Helvetica" w:eastAsia="Times New Roman" w:hAnsi="Helvetica" w:cs="Helvetica"/>
-          <w:color w:val="2F5496" w:themeColor="accent1" w:themeShade="BF"/>
-          <w:sz w:val="21"/>
-          <w:szCs w:val="21"/>
-          <w:lang w:eastAsia="zh-CN"/>
-        </w:rPr>
-        <w:t>absent</w:t>
-      </w:r>
-      <w:proofErr w:type="gramEnd"/>
-      <w:r>
-        <w:rPr>
-          <w:rFonts w:ascii="Helvetica" w:eastAsia="Times New Roman" w:hAnsi="Helvetica" w:cs="Helvetica"/>
-          <w:color w:val="2F5496" w:themeColor="accent1" w:themeShade="BF"/>
-          <w:sz w:val="21"/>
-          <w:szCs w:val="21"/>
-          <w:lang w:eastAsia="zh-CN"/>
-        </w:rPr>
-        <w:t xml:space="preserve"> and 79.3 percent were not.</w:t>
+        <w:t>t group were chronically absent and 83.7 percent were not chronically</w:t>
+      </w:r>
+      <w:r>
+        <w:rPr>
+          <w:rFonts w:ascii="Helvetica" w:eastAsia="Times New Roman" w:hAnsi="Helvetica" w:cs="Helvetica"/>
+          <w:color w:val="2F5496" w:themeColor="accent1" w:themeShade="BF"/>
+          <w:sz w:val="21"/>
+          <w:szCs w:val="21"/>
+          <w:lang w:eastAsia="zh-CN"/>
+        </w:rPr>
+        <w:t>; whereas, i</w:t>
+      </w:r>
+      <w:r>
+        <w:rPr>
+          <w:rFonts w:ascii="Helvetica" w:eastAsia="Times New Roman" w:hAnsi="Helvetica" w:cs="Helvetica"/>
+          <w:color w:val="2F5496" w:themeColor="accent1" w:themeShade="BF"/>
+          <w:sz w:val="21"/>
+          <w:szCs w:val="21"/>
+          <w:lang w:eastAsia="zh-CN"/>
+        </w:rPr>
+        <w:t>n the control group, 20.7 percent of students were chronically absent and 79.3 percent were not.</w:t>
+      </w:r>
+      <w:r>
+        <w:rPr>
+          <w:rFonts w:ascii="Helvetica" w:eastAsia="Times New Roman" w:hAnsi="Helvetica" w:cs="Helvetica"/>
+          <w:color w:val="2F5496" w:themeColor="accent1" w:themeShade="BF"/>
+          <w:sz w:val="21"/>
+          <w:szCs w:val="21"/>
+          <w:lang w:eastAsia="zh-CN"/>
+        </w:rPr>
+        <w:t xml:space="preserve"> This represents a chronic absenteeism risk difference of 4.3 percentage points between the treatment and control groups.</w:t>
       </w:r>
     </w:p>
     <w:p>
@@ -596,9 +624,9 @@
           <w:noProof/>
         </w:rPr>
         <w:drawing>
-          <wp:inline distT="0" distB="0" distL="0" distR="0" wp14:anchorId="516931A9" wp14:editId="4CC9C08B">
-            <wp:extent cx="4460300" cy="3171825"/>
-            <wp:effectExtent l="0" t="0" r="0" b="0"/>
+          <wp:inline distT="0" distB="0" distL="0" distR="0" wp14:anchorId="516931A9" wp14:editId="1386825B">
+            <wp:extent cx="3986143" cy="2834640"/>
+            <wp:effectExtent l="0" t="0" r="0" b="3810"/>
             <wp:docPr id="5" name="Picture 5"/>
             <wp:cNvGraphicFramePr>
               <a:graphicFrameLocks xmlns:a="http://schemas.openxmlformats.org/drawingml/2006/main" noChangeAspect="1"/>
@@ -625,7 +653,7 @@
                   <pic:spPr>
                     <a:xfrm>
                       <a:off x="0" y="0"/>
-                      <a:ext cx="4475628" cy="3182725"/>
+                      <a:ext cx="3986143" cy="2834640"/>
                     </a:xfrm>
                     <a:prstGeom prst="rect">
                       <a:avLst/>
@@ -766,7 +794,7 @@
           <w:szCs w:val="21"/>
           <w:lang w:eastAsia="zh-CN"/>
         </w:rPr>
-        <w:t>n 2.2. shows that there were 16 percent</w:t>
+        <w:t>n 2.2 shows that there were 16 percent</w:t>
       </w:r>
       <w:r>
         <w:rPr>
@@ -786,17 +814,27 @@
           <w:szCs w:val="21"/>
           <w:lang w:eastAsia="zh-CN"/>
         </w:rPr>
-        <w:t xml:space="preserve">up who were chronically absent, which is 5 percentage points </w:t>
-      </w:r>
-      <w:r>
-        <w:rPr>
-          <w:rFonts w:ascii="Helvetica" w:eastAsia="Times New Roman" w:hAnsi="Helvetica" w:cs="Helvetica"/>
-          <w:color w:val="2F5496" w:themeColor="accent1" w:themeShade="BF"/>
-          <w:sz w:val="21"/>
-          <w:szCs w:val="21"/>
-          <w:lang w:eastAsia="zh-CN"/>
-        </w:rPr>
-        <w:t>less than the 21</w:t>
+        <w:t xml:space="preserve">up who were chronically absent, </w:t>
+      </w:r>
+      <w:r>
+        <w:rPr>
+          <w:rFonts w:ascii="Helvetica" w:eastAsia="Times New Roman" w:hAnsi="Helvetica" w:cs="Helvetica"/>
+          <w:color w:val="2F5496" w:themeColor="accent1" w:themeShade="BF"/>
+          <w:sz w:val="21"/>
+          <w:szCs w:val="21"/>
+          <w:lang w:eastAsia="zh-CN"/>
+        </w:rPr>
+        <w:t>and almost</w:t>
+      </w:r>
+      <w:r>
+        <w:rPr>
+          <w:rFonts w:ascii="Helvetica" w:eastAsia="Times New Roman" w:hAnsi="Helvetica" w:cs="Helvetica"/>
+          <w:color w:val="2F5496" w:themeColor="accent1" w:themeShade="BF"/>
+          <w:sz w:val="21"/>
+          <w:szCs w:val="21"/>
+          <w:lang w:eastAsia="zh-CN"/>
+        </w:rPr>
+        <w:t xml:space="preserve"> 21</w:t>
       </w:r>
       <w:r>
         <w:rPr>
@@ -836,7 +874,49 @@
           <w:szCs w:val="21"/>
           <w:lang w:eastAsia="zh-CN"/>
         </w:rPr>
-        <w:t>control group.</w:t>
+        <w:t>control group</w:t>
+      </w:r>
+      <w:r>
+        <w:rPr>
+          <w:rFonts w:ascii="Helvetica" w:eastAsia="Times New Roman" w:hAnsi="Helvetica" w:cs="Helvetica"/>
+          <w:color w:val="2F5496" w:themeColor="accent1" w:themeShade="BF"/>
+          <w:sz w:val="21"/>
+          <w:szCs w:val="21"/>
+          <w:lang w:eastAsia="zh-CN"/>
+        </w:rPr>
+        <w:t xml:space="preserve"> (</w:t>
+      </w:r>
+      <w:r>
+        <w:rPr>
+          <w:rFonts w:ascii="Helvetica" w:eastAsia="Times New Roman" w:hAnsi="Helvetica" w:cs="Helvetica"/>
+          <w:i/>
+          <w:iCs/>
+          <w:color w:val="2F5496" w:themeColor="accent1" w:themeShade="BF"/>
+          <w:sz w:val="21"/>
+          <w:szCs w:val="21"/>
+          <w:lang w:eastAsia="zh-CN"/>
+        </w:rPr>
+        <w:t>RD</w:t>
+      </w:r>
+      <w:r>
+        <w:rPr>
+          <w:rFonts w:ascii="Helvetica" w:eastAsia="Times New Roman" w:hAnsi="Helvetica" w:cs="Helvetica"/>
+          <w:color w:val="2F5496" w:themeColor="accent1" w:themeShade="BF"/>
+          <w:sz w:val="21"/>
+          <w:szCs w:val="21"/>
+          <w:lang w:eastAsia="zh-CN"/>
+        </w:rPr>
+        <w:t xml:space="preserve"> = 4.3pp)</w:t>
+      </w:r>
+      <w:r>
+        <w:rPr>
+          <w:rFonts w:ascii="Helvetica" w:eastAsia="Times New Roman" w:hAnsi="Helvetica" w:cs="Helvetica"/>
+          <w:color w:val="2F5496" w:themeColor="accent1" w:themeShade="BF"/>
+          <w:sz w:val="21"/>
+          <w:szCs w:val="21"/>
+          <w:lang w:eastAsia="zh-CN"/>
+        </w:rPr>
+        <w:t>.</w:t>
       </w:r>
       <w:r>
         <w:rPr>
@@ -1244,7 +1324,6 @@
         </w:rPr>
         <w:t xml:space="preserve">and </w:t>
       </w:r>
-      <w:proofErr w:type="gramStart"/>
       <w:r>
         <w:rPr>
           <w:rFonts w:ascii="Helvetica" w:eastAsia="Times New Roman" w:hAnsi="Helvetica" w:cs="Helvetica"/>
@@ -1256,7 +1335,6 @@
         </w:rPr>
         <w:t>treat</w:t>
       </w:r>
-      <w:proofErr w:type="gramEnd"/>
       <w:r>
         <w:rPr>
           <w:rFonts w:ascii="Helvetica" w:eastAsia="Times New Roman" w:hAnsi="Helvetica" w:cs="Helvetica"/>
@@ -1286,29 +1364,7 @@
           <w:szCs w:val="21"/>
           <w:lang w:eastAsia="zh-CN"/>
         </w:rPr>
-        <w:t xml:space="preserve"> to be 18 percent as well, and we would expect the same for students in the control group. </w:t>
-      </w:r>
-      <w:proofErr w:type="gramStart"/>
-      <w:r>
-        <w:rPr>
-          <w:rFonts w:ascii="Helvetica" w:eastAsia="Times New Roman" w:hAnsi="Helvetica" w:cs="Helvetica"/>
-          <w:color w:val="2F5496" w:themeColor="accent1" w:themeShade="BF"/>
-          <w:sz w:val="21"/>
-          <w:szCs w:val="21"/>
-          <w:lang w:eastAsia="zh-CN"/>
-        </w:rPr>
-        <w:t>In particular, we</w:t>
-      </w:r>
-      <w:proofErr w:type="gramEnd"/>
-      <w:r>
-        <w:rPr>
-          <w:rFonts w:ascii="Helvetica" w:eastAsia="Times New Roman" w:hAnsi="Helvetica" w:cs="Helvetica"/>
-          <w:color w:val="2F5496" w:themeColor="accent1" w:themeShade="BF"/>
-          <w:sz w:val="21"/>
-          <w:szCs w:val="21"/>
-          <w:lang w:eastAsia="zh-CN"/>
-        </w:rPr>
-        <w:t xml:space="preserve"> would expect 340 students in the control group to not be chronically absent and 76 to be chronically absent. We would expect 430 students in the treatment group not to be chronically absent and 96 to be chronically absent.</w:t>
+        <w:t xml:space="preserve"> to be 18 percent as well, and we would expect the same for students in the control group. In particular, we would expect 340 students in the control group to not be chronically absent and 76 to be chronically absent. We would expect 430 students in the treatment group not to be chronically absent and 96 to be chronically absent.</w:t>
       </w:r>
     </w:p>
     <w:p>
@@ -1628,31 +1684,7 @@
           <w:szCs w:val="21"/>
           <w:lang w:eastAsia="zh-CN"/>
         </w:rPr>
-        <w:t xml:space="preserve"> If you want to test it out, calculate the Chi-square by hand without rounding and then specify the </w:t>
-      </w:r>
-      <w:proofErr w:type="spellStart"/>
-      <w:r>
-        <w:rPr>
-          <w:rFonts w:ascii="Helvetica" w:eastAsia="Times New Roman" w:hAnsi="Helvetica" w:cs="Helvetica"/>
-          <w:i/>
-          <w:color w:val="2F5496" w:themeColor="accent1" w:themeShade="BF"/>
-          <w:sz w:val="21"/>
-          <w:szCs w:val="21"/>
-          <w:lang w:eastAsia="zh-CN"/>
-        </w:rPr>
-        <w:t>chisq.test</w:t>
-      </w:r>
-      <w:proofErr w:type="spellEnd"/>
-      <w:r>
-        <w:rPr>
-          <w:rFonts w:ascii="Helvetica" w:eastAsia="Times New Roman" w:hAnsi="Helvetica" w:cs="Helvetica"/>
-          <w:i/>
-          <w:color w:val="2F5496" w:themeColor="accent1" w:themeShade="BF"/>
-          <w:sz w:val="21"/>
-          <w:szCs w:val="21"/>
-          <w:lang w:eastAsia="zh-CN"/>
-        </w:rPr>
-        <w:t xml:space="preserve"> in R with the option: correct = FALSE, and you will get the exact same answers.</w:t>
+        <w:t xml:space="preserve"> If you want to test it out, calculate the Chi-square by hand without rounding and then specify the chisq.test in R with the option: correct = FALSE, and you will get the exact same answers.</w:t>
       </w:r>
     </w:p>
     <w:p>
@@ -1696,7 +1728,27 @@
           <w:szCs w:val="21"/>
           <w:shd w:val="clear" w:color="auto" w:fill="FFFFFF"/>
         </w:rPr>
-        <w:t>Perform a Chi-squared goodness-of-fit test in R to examine the relationship between </w:t>
+        <w:t xml:space="preserve">Perform a Chi-squared test </w:t>
+      </w:r>
+      <w:r>
+        <w:rPr>
+          <w:rFonts w:ascii="Helvetica" w:hAnsi="Helvetica" w:cs="Helvetica"/>
+          <w:color w:val="333333"/>
+          <w:sz w:val="21"/>
+          <w:szCs w:val="21"/>
+          <w:shd w:val="clear" w:color="auto" w:fill="FFFFFF"/>
+        </w:rPr>
+        <w:t xml:space="preserve">of independence </w:t>
+      </w:r>
+      <w:r>
+        <w:rPr>
+          <w:rFonts w:ascii="Helvetica" w:hAnsi="Helvetica" w:cs="Helvetica"/>
+          <w:color w:val="333333"/>
+          <w:sz w:val="21"/>
+          <w:szCs w:val="21"/>
+          <w:shd w:val="clear" w:color="auto" w:fill="FFFFFF"/>
+        </w:rPr>
+        <w:t>in R to examine the relationship between </w:t>
       </w:r>
       <w:r>
         <w:rPr>
@@ -1760,7 +1812,27 @@
           <w:lang w:eastAsia="zh-CN"/>
         </w:rPr>
         <w:lastRenderedPageBreak/>
-        <w:t xml:space="preserve">We conducted a Chi-squared goodness-of-fit test with an alpha-threshold of 0.05, and we failed to reject our null hypothesis. </w:t>
+        <w:t xml:space="preserve">We conducted a Chi-squared test </w:t>
+      </w:r>
+      <w:r>
+        <w:rPr>
+          <w:rFonts w:ascii="Helvetica" w:eastAsia="Times New Roman" w:hAnsi="Helvetica" w:cs="Helvetica"/>
+          <w:color w:val="2F5496" w:themeColor="accent1" w:themeShade="BF"/>
+          <w:sz w:val="21"/>
+          <w:szCs w:val="21"/>
+          <w:lang w:eastAsia="zh-CN"/>
+        </w:rPr>
+        <w:t xml:space="preserve">of independence </w:t>
+      </w:r>
+      <w:r>
+        <w:rPr>
+          <w:rFonts w:ascii="Helvetica" w:eastAsia="Times New Roman" w:hAnsi="Helvetica" w:cs="Helvetica"/>
+          <w:color w:val="2F5496" w:themeColor="accent1" w:themeShade="BF"/>
+          <w:sz w:val="21"/>
+          <w:szCs w:val="21"/>
+          <w:lang w:eastAsia="zh-CN"/>
+        </w:rPr>
+        <w:t xml:space="preserve">with an alpha-threshold of 0.05, and we failed to reject our null hypothesis. </w:t>
       </w:r>
       <w:r>
         <w:rPr>
@@ -2035,6 +2107,16 @@
           <w:lang w:eastAsia="zh-CN"/>
         </w:rPr>
         <w:t xml:space="preserve"> = 0.105). </w:t>
+      </w:r>
+      <w:r>
+        <w:rPr>
+          <w:rFonts w:ascii="Helvetica" w:eastAsia="Times New Roman" w:hAnsi="Helvetica" w:cs="Helvetica"/>
+          <w:color w:val="2F5496" w:themeColor="accent1" w:themeShade="BF"/>
+          <w:sz w:val="21"/>
+          <w:szCs w:val="21"/>
+          <w:lang w:eastAsia="zh-CN"/>
+        </w:rPr>
+        <w:t>Although we earlier noted a risk difference of 4.3 percentage points, this difference across the two groups could be driven by sampling idiosyncrasy.</w:t>
       </w:r>
     </w:p>
     <w:p>
@@ -2134,7 +2216,47 @@
           <w:szCs w:val="21"/>
           <w:shd w:val="clear" w:color="auto" w:fill="FFFFFF"/>
         </w:rPr>
-        <w:t> are related for female students. Perform a Chi-squared goodness-of-fit test in R to investigate the relationship between </w:t>
+        <w:t xml:space="preserve"> are related for female students. Perform a Chi-squared </w:t>
+      </w:r>
+      <w:r>
+        <w:rPr>
+          <w:rFonts w:ascii="Helvetica" w:hAnsi="Helvetica" w:cs="Helvetica"/>
+          <w:color w:val="333333"/>
+          <w:sz w:val="21"/>
+          <w:szCs w:val="21"/>
+          <w:shd w:val="clear" w:color="auto" w:fill="FFFFFF"/>
+        </w:rPr>
+        <w:t>t</w:t>
+      </w:r>
+      <w:r>
+        <w:rPr>
+          <w:rFonts w:ascii="Helvetica" w:hAnsi="Helvetica" w:cs="Helvetica"/>
+          <w:color w:val="333333"/>
+          <w:sz w:val="21"/>
+          <w:szCs w:val="21"/>
+          <w:shd w:val="clear" w:color="auto" w:fill="FFFFFF"/>
+        </w:rPr>
+        <w:t>est</w:t>
+      </w:r>
+      <w:r>
+        <w:rPr>
+          <w:rFonts w:ascii="Helvetica" w:hAnsi="Helvetica" w:cs="Helvetica"/>
+          <w:color w:val="333333"/>
+          <w:sz w:val="21"/>
+          <w:szCs w:val="21"/>
+          <w:shd w:val="clear" w:color="auto" w:fill="FFFFFF"/>
+        </w:rPr>
+        <w:t xml:space="preserve"> of independence</w:t>
+      </w:r>
+      <w:r>
+        <w:rPr>
+          <w:rFonts w:ascii="Helvetica" w:hAnsi="Helvetica" w:cs="Helvetica"/>
+          <w:color w:val="333333"/>
+          <w:sz w:val="21"/>
+          <w:szCs w:val="21"/>
+          <w:shd w:val="clear" w:color="auto" w:fill="FFFFFF"/>
+        </w:rPr>
+        <w:t xml:space="preserve"> in R to investigate the relationship between </w:t>
       </w:r>
       <w:r>
         <w:rPr>
@@ -2197,7 +2319,37 @@
           <w:szCs w:val="21"/>
           <w:lang w:eastAsia="zh-CN"/>
         </w:rPr>
-        <w:t xml:space="preserve">We conducted a Chi-squared goodness-of-fit test with an alpha-threshold of 0.05, and we reject the null hypothesis that any differences in our data were due to sampling idiosyncrasy. </w:t>
+        <w:t>We conducted a Chi-squared test</w:t>
+      </w:r>
+      <w:r>
+        <w:rPr>
+          <w:rFonts w:ascii="Helvetica" w:eastAsia="Times New Roman" w:hAnsi="Helvetica" w:cs="Helvetica"/>
+          <w:color w:val="2F5496" w:themeColor="accent1" w:themeShade="BF"/>
+          <w:sz w:val="21"/>
+          <w:szCs w:val="21"/>
+          <w:lang w:eastAsia="zh-CN"/>
+        </w:rPr>
+        <w:t xml:space="preserve"> of independence</w:t>
+      </w:r>
+      <w:r>
+        <w:rPr>
+          <w:rFonts w:ascii="Helvetica" w:eastAsia="Times New Roman" w:hAnsi="Helvetica" w:cs="Helvetica"/>
+          <w:color w:val="2F5496" w:themeColor="accent1" w:themeShade="BF"/>
+          <w:sz w:val="21"/>
+          <w:szCs w:val="21"/>
+          <w:lang w:eastAsia="zh-CN"/>
+        </w:rPr>
+        <w:t xml:space="preserve"> with an alpha-threshold of 0.05, and we reject the null hypothesis that any differences in our data were due to sampling idiosyncrasy. </w:t>
+      </w:r>
+      <w:r>
+        <w:rPr>
+          <w:rFonts w:ascii="Helvetica" w:eastAsia="Times New Roman" w:hAnsi="Helvetica" w:cs="Helvetica"/>
+          <w:color w:val="2F5496" w:themeColor="accent1" w:themeShade="BF"/>
+          <w:sz w:val="21"/>
+          <w:szCs w:val="21"/>
+          <w:lang w:eastAsia="zh-CN"/>
+        </w:rPr>
+        <w:t xml:space="preserve">Female students were 10.4 percentage points less likely to be chronically absent when their teachers were randomly assigned to participate in a professional development intervention. </w:t>
       </w:r>
       <w:r>
         <w:rPr>
@@ -2317,7 +2469,7 @@
           <w:szCs w:val="21"/>
           <w:lang w:eastAsia="zh-CN"/>
         </w:rPr>
-        <w:t xml:space="preserve">whether female students’ teachers were randomly assigned to participate in a professional development </w:t>
+        <w:t xml:space="preserve">whether female students’ teachers were assigned to participate in a professional development </w:t>
       </w:r>
       <w:r>
         <w:rPr>
@@ -2338,6 +2490,28 @@
           <w:lang w:eastAsia="zh-CN"/>
         </w:rPr>
         <w:t>(</w:t>
+      </w:r>
+      <w:r>
+        <w:rPr>
+          <w:rFonts w:ascii="Helvetica" w:eastAsia="Times New Roman" w:hAnsi="Helvetica" w:cs="Helvetica"/>
+          <w:i/>
+          <w:iCs/>
+          <w:color w:val="2F5496" w:themeColor="accent1" w:themeShade="BF"/>
+          <w:sz w:val="21"/>
+          <w:szCs w:val="21"/>
+          <w:lang w:eastAsia="zh-CN"/>
+        </w:rPr>
+        <w:t>RD</w:t>
+      </w:r>
+      <w:r>
+        <w:rPr>
+          <w:rFonts w:ascii="Helvetica" w:eastAsia="Times New Roman" w:hAnsi="Helvetica" w:cs="Helvetica"/>
+          <w:color w:val="2F5496" w:themeColor="accent1" w:themeShade="BF"/>
+          <w:sz w:val="21"/>
+          <w:szCs w:val="21"/>
+          <w:lang w:eastAsia="zh-CN"/>
+        </w:rPr>
+        <w:t xml:space="preserve"> = 10.4pp, </w:t>
       </w:r>
       <w:r>
         <w:rPr>
@@ -2477,7 +2651,47 @@
           <w:szCs w:val="21"/>
           <w:lang w:eastAsia="zh-CN"/>
         </w:rPr>
-        <w:t xml:space="preserve">We conducted a Chi-squared goodness-of-fit test with an alpha-threshold of 0.05, and we failed to reject our null hypothesis. </w:t>
+        <w:t>We conducted a Chi-squared</w:t>
+      </w:r>
+      <w:r>
+        <w:rPr>
+          <w:rFonts w:ascii="Helvetica" w:eastAsia="Times New Roman" w:hAnsi="Helvetica" w:cs="Helvetica"/>
+          <w:color w:val="2F5496" w:themeColor="accent1" w:themeShade="BF"/>
+          <w:sz w:val="21"/>
+          <w:szCs w:val="21"/>
+          <w:lang w:eastAsia="zh-CN"/>
+        </w:rPr>
+        <w:t xml:space="preserve"> </w:t>
+      </w:r>
+      <w:r>
+        <w:rPr>
+          <w:rFonts w:ascii="Helvetica" w:eastAsia="Times New Roman" w:hAnsi="Helvetica" w:cs="Helvetica"/>
+          <w:color w:val="2F5496" w:themeColor="accent1" w:themeShade="BF"/>
+          <w:sz w:val="21"/>
+          <w:szCs w:val="21"/>
+          <w:lang w:eastAsia="zh-CN"/>
+        </w:rPr>
+        <w:t xml:space="preserve">test </w:t>
+      </w:r>
+      <w:r>
+        <w:rPr>
+          <w:rFonts w:ascii="Helvetica" w:eastAsia="Times New Roman" w:hAnsi="Helvetica" w:cs="Helvetica"/>
+          <w:color w:val="2F5496" w:themeColor="accent1" w:themeShade="BF"/>
+          <w:sz w:val="21"/>
+          <w:szCs w:val="21"/>
+          <w:lang w:eastAsia="zh-CN"/>
+        </w:rPr>
+        <w:t xml:space="preserve">of independence </w:t>
+      </w:r>
+      <w:r>
+        <w:rPr>
+          <w:rFonts w:ascii="Helvetica" w:eastAsia="Times New Roman" w:hAnsi="Helvetica" w:cs="Helvetica"/>
+          <w:color w:val="2F5496" w:themeColor="accent1" w:themeShade="BF"/>
+          <w:sz w:val="21"/>
+          <w:szCs w:val="21"/>
+          <w:lang w:eastAsia="zh-CN"/>
+        </w:rPr>
+        <w:t xml:space="preserve">with an alpha-threshold of 0.05, and we failed to reject our null hypothesis. </w:t>
       </w:r>
       <w:r>
         <w:rPr>
@@ -2648,6 +2862,28 @@
           <w:lang w:eastAsia="zh-CN"/>
         </w:rPr>
         <w:t>(</w:t>
+      </w:r>
+      <w:r>
+        <w:rPr>
+          <w:rFonts w:ascii="Helvetica" w:eastAsia="Times New Roman" w:hAnsi="Helvetica" w:cs="Helvetica"/>
+          <w:i/>
+          <w:iCs/>
+          <w:color w:val="2F5496" w:themeColor="accent1" w:themeShade="BF"/>
+          <w:sz w:val="21"/>
+          <w:szCs w:val="21"/>
+          <w:lang w:eastAsia="zh-CN"/>
+        </w:rPr>
+        <w:t>RD</w:t>
+      </w:r>
+      <w:r>
+        <w:rPr>
+          <w:rFonts w:ascii="Helvetica" w:eastAsia="Times New Roman" w:hAnsi="Helvetica" w:cs="Helvetica"/>
+          <w:color w:val="2F5496" w:themeColor="accent1" w:themeShade="BF"/>
+          <w:sz w:val="21"/>
+          <w:szCs w:val="21"/>
+          <w:lang w:eastAsia="zh-CN"/>
+        </w:rPr>
+        <w:t xml:space="preserve"> = 1.9pp, </w:t>
       </w:r>
       <w:r>
         <w:rPr>
@@ -2746,7 +2982,7 @@
 </file>
 
 <file path=word/endnotes.xml><?xml version="1.0" encoding="utf-8"?>
-<w:endnotes xmlns:wpc="http://schemas.microsoft.com/office/word/2010/wordprocessingCanvas" xmlns:cx="http://schemas.microsoft.com/office/drawing/2014/chartex" xmlns:cx1="http://schemas.microsoft.com/office/drawing/2015/9/8/chartex" xmlns:cx2="http://schemas.microsoft.com/office/drawing/2015/10/21/chartex" xmlns:cx3="http://schemas.microsoft.com/office/drawing/2016/5/9/chartex" xmlns:cx4="http://schemas.microsoft.com/office/drawing/2016/5/10/chartex" xmlns:cx5="http://schemas.microsoft.com/office/drawing/2016/5/11/chartex" xmlns:cx6="http://schemas.microsoft.com/office/drawing/2016/5/12/chartex" xmlns:cx7="http://schemas.microsoft.com/office/drawing/2016/5/13/chartex" xmlns:cx8="http://schemas.microsoft.com/office/drawing/2016/5/14/chartex" xmlns:mc="http://schemas.openxmlformats.org/markup-compatibility/2006" xmlns:aink="http://schemas.microsoft.com/office/drawing/2016/ink" xmlns:am3d="http://schemas.microsoft.com/office/drawing/2017/model3d" xmlns:o="urn:schemas-microsoft-com:office:office" xmlns:oel="http://schemas.microsoft.com/office/2019/extlst" xmlns:r="http://schemas.openxmlformats.org/officeDocument/2006/relationships" xmlns:m="http://schemas.openxmlformats.org/officeDocument/2006/math" xmlns:v="urn:schemas-microsoft-com:vml" xmlns:wp14="http://schemas.microsoft.com/office/word/2010/wordprocessingDrawing" xmlns:wp="http://schemas.openxmlformats.org/drawingml/2006/wordprocessingDrawing" xmlns:w10="urn:schemas-microsoft-com:office:word" xmlns:w="http://schemas.openxmlformats.org/wordprocessingml/2006/main" xmlns:w14="http://schemas.microsoft.com/office/word/2010/wordml" xmlns:w15="http://schemas.microsoft.com/office/word/2012/wordml" xmlns:w16cex="http://schemas.microsoft.com/office/word/2018/wordml/cex" xmlns:w16cid="http://schemas.microsoft.com/office/word/2016/wordml/cid" xmlns:w16="http://schemas.microsoft.com/office/word/2018/wordml" xmlns:w16du="http://schemas.microsoft.com/office/word/2023/wordml/word16du" xmlns:w16sdtdh="http://schemas.microsoft.com/office/word/2020/wordml/sdtdatahash" xmlns:w16se="http://schemas.microsoft.com/office/word/2015/wordml/symex" xmlns:wpg="http://schemas.microsoft.com/office/word/2010/wordprocessingGroup" xmlns:wpi="http://schemas.microsoft.com/office/word/2010/wordprocessingInk" xmlns:wne="http://schemas.microsoft.com/office/word/2006/wordml" xmlns:wps="http://schemas.microsoft.com/office/word/2010/wordprocessingShape" mc:Ignorable="w14 w15 w16se w16cid w16 w16cex w16sdtdh w16du wp14">
+<w:endnotes xmlns:wpc="http://schemas.microsoft.com/office/word/2010/wordprocessingCanvas" xmlns:cx="http://schemas.microsoft.com/office/drawing/2014/chartex" xmlns:cx1="http://schemas.microsoft.com/office/drawing/2015/9/8/chartex" xmlns:cx2="http://schemas.microsoft.com/office/drawing/2015/10/21/chartex" xmlns:cx3="http://schemas.microsoft.com/office/drawing/2016/5/9/chartex" xmlns:cx4="http://schemas.microsoft.com/office/drawing/2016/5/10/chartex" xmlns:cx5="http://schemas.microsoft.com/office/drawing/2016/5/11/chartex" xmlns:cx6="http://schemas.microsoft.com/office/drawing/2016/5/12/chartex" xmlns:cx7="http://schemas.microsoft.com/office/drawing/2016/5/13/chartex" xmlns:cx8="http://schemas.microsoft.com/office/drawing/2016/5/14/chartex" xmlns:mc="http://schemas.openxmlformats.org/markup-compatibility/2006" xmlns:aink="http://schemas.microsoft.com/office/drawing/2016/ink" xmlns:am3d="http://schemas.microsoft.com/office/drawing/2017/model3d" xmlns:o="urn:schemas-microsoft-com:office:office" xmlns:oel="http://schemas.microsoft.com/office/2019/extlst" xmlns:r="http://schemas.openxmlformats.org/officeDocument/2006/relationships" xmlns:m="http://schemas.openxmlformats.org/officeDocument/2006/math" xmlns:v="urn:schemas-microsoft-com:vml" xmlns:wp14="http://schemas.microsoft.com/office/word/2010/wordprocessingDrawing" xmlns:wp="http://schemas.openxmlformats.org/drawingml/2006/wordprocessingDrawing" xmlns:w10="urn:schemas-microsoft-com:office:word" xmlns:w="http://schemas.openxmlformats.org/wordprocessingml/2006/main" xmlns:w14="http://schemas.microsoft.com/office/word/2010/wordml" xmlns:w15="http://schemas.microsoft.com/office/word/2012/wordml" xmlns:w16cex="http://schemas.microsoft.com/office/word/2018/wordml/cex" xmlns:w16cid="http://schemas.microsoft.com/office/word/2016/wordml/cid" xmlns:w16="http://schemas.microsoft.com/office/word/2018/wordml" xmlns:w16du="http://schemas.microsoft.com/office/word/2023/wordml/word16du" xmlns:w16sdtdh="http://schemas.microsoft.com/office/word/2020/wordml/sdtdatahash" xmlns:w16sdtfl="http://schemas.microsoft.com/office/word/2024/wordml/sdtformatlock" xmlns:w16se="http://schemas.microsoft.com/office/word/2015/wordml/symex" xmlns:wpg="http://schemas.microsoft.com/office/word/2010/wordprocessingGroup" xmlns:wpi="http://schemas.microsoft.com/office/word/2010/wordprocessingInk" xmlns:wne="http://schemas.microsoft.com/office/word/2006/wordml" xmlns:wps="http://schemas.microsoft.com/office/word/2010/wordprocessingShape" mc:Ignorable="w14 w15 w16se w16cid w16 w16cex w16sdtdh w16sdtfl w16du wp14">
   <w:endnote w:type="separator" w:id="-1">
     <w:p>
       <w:r>
@@ -2765,7 +3001,7 @@
 </file>
 
 <file path=word/footnotes.xml><?xml version="1.0" encoding="utf-8"?>
-<w:footnotes xmlns:wpc="http://schemas.microsoft.com/office/word/2010/wordprocessingCanvas" xmlns:cx="http://schemas.microsoft.com/office/drawing/2014/chartex" xmlns:cx1="http://schemas.microsoft.com/office/drawing/2015/9/8/chartex" xmlns:cx2="http://schemas.microsoft.com/office/drawing/2015/10/21/chartex" xmlns:cx3="http://schemas.microsoft.com/office/drawing/2016/5/9/chartex" xmlns:cx4="http://schemas.microsoft.com/office/drawing/2016/5/10/chartex" xmlns:cx5="http://schemas.microsoft.com/office/drawing/2016/5/11/chartex" xmlns:cx6="http://schemas.microsoft.com/office/drawing/2016/5/12/chartex" xmlns:cx7="http://schemas.microsoft.com/office/drawing/2016/5/13/chartex" xmlns:cx8="http://schemas.microsoft.com/office/drawing/2016/5/14/chartex" xmlns:mc="http://schemas.openxmlformats.org/markup-compatibility/2006" xmlns:aink="http://schemas.microsoft.com/office/drawing/2016/ink" xmlns:am3d="http://schemas.microsoft.com/office/drawing/2017/model3d" xmlns:o="urn:schemas-microsoft-com:office:office" xmlns:oel="http://schemas.microsoft.com/office/2019/extlst" xmlns:r="http://schemas.openxmlformats.org/officeDocument/2006/relationships" xmlns:m="http://schemas.openxmlformats.org/officeDocument/2006/math" xmlns:v="urn:schemas-microsoft-com:vml" xmlns:wp14="http://schemas.microsoft.com/office/word/2010/wordprocessingDrawing" xmlns:wp="http://schemas.openxmlformats.org/drawingml/2006/wordprocessingDrawing" xmlns:w10="urn:schemas-microsoft-com:office:word" xmlns:w="http://schemas.openxmlformats.org/wordprocessingml/2006/main" xmlns:w14="http://schemas.microsoft.com/office/word/2010/wordml" xmlns:w15="http://schemas.microsoft.com/office/word/2012/wordml" xmlns:w16cex="http://schemas.microsoft.com/office/word/2018/wordml/cex" xmlns:w16cid="http://schemas.microsoft.com/office/word/2016/wordml/cid" xmlns:w16="http://schemas.microsoft.com/office/word/2018/wordml" xmlns:w16du="http://schemas.microsoft.com/office/word/2023/wordml/word16du" xmlns:w16sdtdh="http://schemas.microsoft.com/office/word/2020/wordml/sdtdatahash" xmlns:w16se="http://schemas.microsoft.com/office/word/2015/wordml/symex" xmlns:wpg="http://schemas.microsoft.com/office/word/2010/wordprocessingGroup" xmlns:wpi="http://schemas.microsoft.com/office/word/2010/wordprocessingInk" xmlns:wne="http://schemas.microsoft.com/office/word/2006/wordml" xmlns:wps="http://schemas.microsoft.com/office/word/2010/wordprocessingShape" mc:Ignorable="w14 w15 w16se w16cid w16 w16cex w16sdtdh w16du wp14">
+<w:footnotes xmlns:wpc="http://schemas.microsoft.com/office/word/2010/wordprocessingCanvas" xmlns:cx="http://schemas.microsoft.com/office/drawing/2014/chartex" xmlns:cx1="http://schemas.microsoft.com/office/drawing/2015/9/8/chartex" xmlns:cx2="http://schemas.microsoft.com/office/drawing/2015/10/21/chartex" xmlns:cx3="http://schemas.microsoft.com/office/drawing/2016/5/9/chartex" xmlns:cx4="http://schemas.microsoft.com/office/drawing/2016/5/10/chartex" xmlns:cx5="http://schemas.microsoft.com/office/drawing/2016/5/11/chartex" xmlns:cx6="http://schemas.microsoft.com/office/drawing/2016/5/12/chartex" xmlns:cx7="http://schemas.microsoft.com/office/drawing/2016/5/13/chartex" xmlns:cx8="http://schemas.microsoft.com/office/drawing/2016/5/14/chartex" xmlns:mc="http://schemas.openxmlformats.org/markup-compatibility/2006" xmlns:aink="http://schemas.microsoft.com/office/drawing/2016/ink" xmlns:am3d="http://schemas.microsoft.com/office/drawing/2017/model3d" xmlns:o="urn:schemas-microsoft-com:office:office" xmlns:oel="http://schemas.microsoft.com/office/2019/extlst" xmlns:r="http://schemas.openxmlformats.org/officeDocument/2006/relationships" xmlns:m="http://schemas.openxmlformats.org/officeDocument/2006/math" xmlns:v="urn:schemas-microsoft-com:vml" xmlns:wp14="http://schemas.microsoft.com/office/word/2010/wordprocessingDrawing" xmlns:wp="http://schemas.openxmlformats.org/drawingml/2006/wordprocessingDrawing" xmlns:w10="urn:schemas-microsoft-com:office:word" xmlns:w="http://schemas.openxmlformats.org/wordprocessingml/2006/main" xmlns:w14="http://schemas.microsoft.com/office/word/2010/wordml" xmlns:w15="http://schemas.microsoft.com/office/word/2012/wordml" xmlns:w16cex="http://schemas.microsoft.com/office/word/2018/wordml/cex" xmlns:w16cid="http://schemas.microsoft.com/office/word/2016/wordml/cid" xmlns:w16="http://schemas.microsoft.com/office/word/2018/wordml" xmlns:w16du="http://schemas.microsoft.com/office/word/2023/wordml/word16du" xmlns:w16sdtdh="http://schemas.microsoft.com/office/word/2020/wordml/sdtdatahash" xmlns:w16sdtfl="http://schemas.microsoft.com/office/word/2024/wordml/sdtformatlock" xmlns:w16se="http://schemas.microsoft.com/office/word/2015/wordml/symex" xmlns:wpg="http://schemas.microsoft.com/office/word/2010/wordprocessingGroup" xmlns:wpi="http://schemas.microsoft.com/office/word/2010/wordprocessingInk" xmlns:wne="http://schemas.microsoft.com/office/word/2006/wordml" xmlns:wps="http://schemas.microsoft.com/office/word/2010/wordprocessingShape" mc:Ignorable="w14 w15 w16se w16cid w16 w16cex w16sdtdh w16sdtfl w16du wp14">
   <w:footnote w:type="separator" w:id="-1">
     <w:p>
       <w:r>
@@ -2784,7 +3020,7 @@
 </file>
 
 <file path=word/header1.xml><?xml version="1.0" encoding="utf-8"?>
-<w:hdr xmlns:wpc="http://schemas.microsoft.com/office/word/2010/wordprocessingCanvas" xmlns:cx="http://schemas.microsoft.com/office/drawing/2014/chartex" xmlns:cx1="http://schemas.microsoft.com/office/drawing/2015/9/8/chartex" xmlns:cx2="http://schemas.microsoft.com/office/drawing/2015/10/21/chartex" xmlns:cx3="http://schemas.microsoft.com/office/drawing/2016/5/9/chartex" xmlns:cx4="http://schemas.microsoft.com/office/drawing/2016/5/10/chartex" xmlns:cx5="http://schemas.microsoft.com/office/drawing/2016/5/11/chartex" xmlns:cx6="http://schemas.microsoft.com/office/drawing/2016/5/12/chartex" xmlns:cx7="http://schemas.microsoft.com/office/drawing/2016/5/13/chartex" xmlns:cx8="http://schemas.microsoft.com/office/drawing/2016/5/14/chartex" xmlns:mc="http://schemas.openxmlformats.org/markup-compatibility/2006" xmlns:aink="http://schemas.microsoft.com/office/drawing/2016/ink" xmlns:am3d="http://schemas.microsoft.com/office/drawing/2017/model3d" xmlns:o="urn:schemas-microsoft-com:office:office" xmlns:oel="http://schemas.microsoft.com/office/2019/extlst" xmlns:r="http://schemas.openxmlformats.org/officeDocument/2006/relationships" xmlns:m="http://schemas.openxmlformats.org/officeDocument/2006/math" xmlns:v="urn:schemas-microsoft-com:vml" xmlns:wp14="http://schemas.microsoft.com/office/word/2010/wordprocessingDrawing" xmlns:wp="http://schemas.openxmlformats.org/drawingml/2006/wordprocessingDrawing" xmlns:w10="urn:schemas-microsoft-com:office:word" xmlns:w="http://schemas.openxmlformats.org/wordprocessingml/2006/main" xmlns:w14="http://schemas.microsoft.com/office/word/2010/wordml" xmlns:w15="http://schemas.microsoft.com/office/word/2012/wordml" xmlns:w16cex="http://schemas.microsoft.com/office/word/2018/wordml/cex" xmlns:w16cid="http://schemas.microsoft.com/office/word/2016/wordml/cid" xmlns:w16="http://schemas.microsoft.com/office/word/2018/wordml" xmlns:w16du="http://schemas.microsoft.com/office/word/2023/wordml/word16du" xmlns:w16sdtdh="http://schemas.microsoft.com/office/word/2020/wordml/sdtdatahash" xmlns:w16se="http://schemas.microsoft.com/office/word/2015/wordml/symex" xmlns:wpg="http://schemas.microsoft.com/office/word/2010/wordprocessingGroup" xmlns:wpi="http://schemas.microsoft.com/office/word/2010/wordprocessingInk" xmlns:wne="http://schemas.microsoft.com/office/word/2006/wordml" xmlns:wps="http://schemas.microsoft.com/office/word/2010/wordprocessingShape" mc:Ignorable="w14 w15 w16se w16cid w16 w16cex w16sdtdh w16du wp14">
+<w:hdr xmlns:wpc="http://schemas.microsoft.com/office/word/2010/wordprocessingCanvas" xmlns:cx="http://schemas.microsoft.com/office/drawing/2014/chartex" xmlns:cx1="http://schemas.microsoft.com/office/drawing/2015/9/8/chartex" xmlns:cx2="http://schemas.microsoft.com/office/drawing/2015/10/21/chartex" xmlns:cx3="http://schemas.microsoft.com/office/drawing/2016/5/9/chartex" xmlns:cx4="http://schemas.microsoft.com/office/drawing/2016/5/10/chartex" xmlns:cx5="http://schemas.microsoft.com/office/drawing/2016/5/11/chartex" xmlns:cx6="http://schemas.microsoft.com/office/drawing/2016/5/12/chartex" xmlns:cx7="http://schemas.microsoft.com/office/drawing/2016/5/13/chartex" xmlns:cx8="http://schemas.microsoft.com/office/drawing/2016/5/14/chartex" xmlns:mc="http://schemas.openxmlformats.org/markup-compatibility/2006" xmlns:aink="http://schemas.microsoft.com/office/drawing/2016/ink" xmlns:am3d="http://schemas.microsoft.com/office/drawing/2017/model3d" xmlns:o="urn:schemas-microsoft-com:office:office" xmlns:oel="http://schemas.microsoft.com/office/2019/extlst" xmlns:r="http://schemas.openxmlformats.org/officeDocument/2006/relationships" xmlns:m="http://schemas.openxmlformats.org/officeDocument/2006/math" xmlns:v="urn:schemas-microsoft-com:vml" xmlns:wp14="http://schemas.microsoft.com/office/word/2010/wordprocessingDrawing" xmlns:wp="http://schemas.openxmlformats.org/drawingml/2006/wordprocessingDrawing" xmlns:w10="urn:schemas-microsoft-com:office:word" xmlns:w="http://schemas.openxmlformats.org/wordprocessingml/2006/main" xmlns:w14="http://schemas.microsoft.com/office/word/2010/wordml" xmlns:w15="http://schemas.microsoft.com/office/word/2012/wordml" xmlns:w16cex="http://schemas.microsoft.com/office/word/2018/wordml/cex" xmlns:w16cid="http://schemas.microsoft.com/office/word/2016/wordml/cid" xmlns:w16="http://schemas.microsoft.com/office/word/2018/wordml" xmlns:w16du="http://schemas.microsoft.com/office/word/2023/wordml/word16du" xmlns:w16sdtdh="http://schemas.microsoft.com/office/word/2020/wordml/sdtdatahash" xmlns:w16sdtfl="http://schemas.microsoft.com/office/word/2024/wordml/sdtformatlock" xmlns:w16se="http://schemas.microsoft.com/office/word/2015/wordml/symex" xmlns:wpg="http://schemas.microsoft.com/office/word/2010/wordprocessingGroup" xmlns:wpi="http://schemas.microsoft.com/office/word/2010/wordprocessingInk" xmlns:wne="http://schemas.microsoft.com/office/word/2006/wordml" xmlns:wps="http://schemas.microsoft.com/office/word/2010/wordprocessingShape" mc:Ignorable="w14 w15 w16se w16cid w16 w16cex w16sdtdh w16sdtfl w16du wp14">
   <w:sdt>
     <w:sdtPr>
       <w:id w:val="-1038200347"/>
@@ -2837,7 +3073,7 @@
 </file>
 
 <file path=word/numbering.xml><?xml version="1.0" encoding="utf-8"?>
-<w:numbering xmlns:wpc="http://schemas.microsoft.com/office/word/2010/wordprocessingCanvas" xmlns:cx="http://schemas.microsoft.com/office/drawing/2014/chartex" xmlns:cx1="http://schemas.microsoft.com/office/drawing/2015/9/8/chartex" xmlns:cx2="http://schemas.microsoft.com/office/drawing/2015/10/21/chartex" xmlns:cx3="http://schemas.microsoft.com/office/drawing/2016/5/9/chartex" xmlns:cx4="http://schemas.microsoft.com/office/drawing/2016/5/10/chartex" xmlns:cx5="http://schemas.microsoft.com/office/drawing/2016/5/11/chartex" xmlns:cx6="http://schemas.microsoft.com/office/drawing/2016/5/12/chartex" xmlns:cx7="http://schemas.microsoft.com/office/drawing/2016/5/13/chartex" xmlns:cx8="http://schemas.microsoft.com/office/drawing/2016/5/14/chartex" xmlns:mc="http://schemas.openxmlformats.org/markup-compatibility/2006" xmlns:aink="http://schemas.microsoft.com/office/drawing/2016/ink" xmlns:am3d="http://schemas.microsoft.com/office/drawing/2017/model3d" xmlns:o="urn:schemas-microsoft-com:office:office" xmlns:oel="http://schemas.microsoft.com/office/2019/extlst" xmlns:r="http://schemas.openxmlformats.org/officeDocument/2006/relationships" xmlns:m="http://schemas.openxmlformats.org/officeDocument/2006/math" xmlns:v="urn:schemas-microsoft-com:vml" xmlns:wp14="http://schemas.microsoft.com/office/word/2010/wordprocessingDrawing" xmlns:wp="http://schemas.openxmlformats.org/drawingml/2006/wordprocessingDrawing" xmlns:w10="urn:schemas-microsoft-com:office:word" xmlns:w="http://schemas.openxmlformats.org/wordprocessingml/2006/main" xmlns:w14="http://schemas.microsoft.com/office/word/2010/wordml" xmlns:w15="http://schemas.microsoft.com/office/word/2012/wordml" xmlns:w16cex="http://schemas.microsoft.com/office/word/2018/wordml/cex" xmlns:w16cid="http://schemas.microsoft.com/office/word/2016/wordml/cid" xmlns:w16="http://schemas.microsoft.com/office/word/2018/wordml" xmlns:w16du="http://schemas.microsoft.com/office/word/2023/wordml/word16du" xmlns:w16sdtdh="http://schemas.microsoft.com/office/word/2020/wordml/sdtdatahash" xmlns:w16se="http://schemas.microsoft.com/office/word/2015/wordml/symex" xmlns:wpg="http://schemas.microsoft.com/office/word/2010/wordprocessingGroup" xmlns:wpi="http://schemas.microsoft.com/office/word/2010/wordprocessingInk" xmlns:wne="http://schemas.microsoft.com/office/word/2006/wordml" xmlns:wps="http://schemas.microsoft.com/office/word/2010/wordprocessingShape" mc:Ignorable="w14 w15 w16se w16cid w16 w16cex w16sdtdh w16du wp14">
+<w:numbering xmlns:wpc="http://schemas.microsoft.com/office/word/2010/wordprocessingCanvas" xmlns:cx="http://schemas.microsoft.com/office/drawing/2014/chartex" xmlns:cx1="http://schemas.microsoft.com/office/drawing/2015/9/8/chartex" xmlns:cx2="http://schemas.microsoft.com/office/drawing/2015/10/21/chartex" xmlns:cx3="http://schemas.microsoft.com/office/drawing/2016/5/9/chartex" xmlns:cx4="http://schemas.microsoft.com/office/drawing/2016/5/10/chartex" xmlns:cx5="http://schemas.microsoft.com/office/drawing/2016/5/11/chartex" xmlns:cx6="http://schemas.microsoft.com/office/drawing/2016/5/12/chartex" xmlns:cx7="http://schemas.microsoft.com/office/drawing/2016/5/13/chartex" xmlns:cx8="http://schemas.microsoft.com/office/drawing/2016/5/14/chartex" xmlns:mc="http://schemas.openxmlformats.org/markup-compatibility/2006" xmlns:aink="http://schemas.microsoft.com/office/drawing/2016/ink" xmlns:am3d="http://schemas.microsoft.com/office/drawing/2017/model3d" xmlns:o="urn:schemas-microsoft-com:office:office" xmlns:oel="http://schemas.microsoft.com/office/2019/extlst" xmlns:r="http://schemas.openxmlformats.org/officeDocument/2006/relationships" xmlns:m="http://schemas.openxmlformats.org/officeDocument/2006/math" xmlns:v="urn:schemas-microsoft-com:vml" xmlns:wp14="http://schemas.microsoft.com/office/word/2010/wordprocessingDrawing" xmlns:wp="http://schemas.openxmlformats.org/drawingml/2006/wordprocessingDrawing" xmlns:w10="urn:schemas-microsoft-com:office:word" xmlns:w="http://schemas.openxmlformats.org/wordprocessingml/2006/main" xmlns:w14="http://schemas.microsoft.com/office/word/2010/wordml" xmlns:w15="http://schemas.microsoft.com/office/word/2012/wordml" xmlns:w16cex="http://schemas.microsoft.com/office/word/2018/wordml/cex" xmlns:w16cid="http://schemas.microsoft.com/office/word/2016/wordml/cid" xmlns:w16="http://schemas.microsoft.com/office/word/2018/wordml" xmlns:w16du="http://schemas.microsoft.com/office/word/2023/wordml/word16du" xmlns:w16sdtdh="http://schemas.microsoft.com/office/word/2020/wordml/sdtdatahash" xmlns:w16sdtfl="http://schemas.microsoft.com/office/word/2024/wordml/sdtformatlock" xmlns:w16se="http://schemas.microsoft.com/office/word/2015/wordml/symex" xmlns:wpg="http://schemas.microsoft.com/office/word/2010/wordprocessingGroup" xmlns:wpi="http://schemas.microsoft.com/office/word/2010/wordprocessingInk" xmlns:wne="http://schemas.microsoft.com/office/word/2006/wordml" xmlns:wps="http://schemas.microsoft.com/office/word/2010/wordprocessingShape" mc:Ignorable="w14 w15 w16se w16cid w16 w16cex w16sdtdh w16sdtfl w16du wp14">
   <w:abstractNum w:abstractNumId="0" w15:restartNumberingAfterBreak="0">
     <w:nsid w:val="4196482B"/>
     <w:multiLevelType w:val="hybridMultilevel"/>
@@ -3074,7 +3310,7 @@
 </file>
 
 <file path=word/styles.xml><?xml version="1.0" encoding="utf-8"?>
-<w:styles xmlns:mc="http://schemas.openxmlformats.org/markup-compatibility/2006" xmlns:r="http://schemas.openxmlformats.org/officeDocument/2006/relationships" xmlns:w="http://schemas.openxmlformats.org/wordprocessingml/2006/main" xmlns:w14="http://schemas.microsoft.com/office/word/2010/wordml" xmlns:w15="http://schemas.microsoft.com/office/word/2012/wordml" xmlns:w16cex="http://schemas.microsoft.com/office/word/2018/wordml/cex" xmlns:w16cid="http://schemas.microsoft.com/office/word/2016/wordml/cid" xmlns:w16="http://schemas.microsoft.com/office/word/2018/wordml" xmlns:w16du="http://schemas.microsoft.com/office/word/2023/wordml/word16du" xmlns:w16sdtdh="http://schemas.microsoft.com/office/word/2020/wordml/sdtdatahash" xmlns:w16se="http://schemas.microsoft.com/office/word/2015/wordml/symex" mc:Ignorable="w14 w15 w16se w16cid w16 w16cex w16sdtdh w16du">
+<w:styles xmlns:mc="http://schemas.openxmlformats.org/markup-compatibility/2006" xmlns:r="http://schemas.openxmlformats.org/officeDocument/2006/relationships" xmlns:w="http://schemas.openxmlformats.org/wordprocessingml/2006/main" xmlns:w14="http://schemas.microsoft.com/office/word/2010/wordml" xmlns:w15="http://schemas.microsoft.com/office/word/2012/wordml" xmlns:w16cex="http://schemas.microsoft.com/office/word/2018/wordml/cex" xmlns:w16cid="http://schemas.microsoft.com/office/word/2016/wordml/cid" xmlns:w16="http://schemas.microsoft.com/office/word/2018/wordml" xmlns:w16du="http://schemas.microsoft.com/office/word/2023/wordml/word16du" xmlns:w16sdtdh="http://schemas.microsoft.com/office/word/2020/wordml/sdtdatahash" xmlns:w16sdtfl="http://schemas.microsoft.com/office/word/2024/wordml/sdtformatlock" xmlns:w16se="http://schemas.microsoft.com/office/word/2015/wordml/symex" mc:Ignorable="w14 w15 w16se w16cid w16 w16cex w16sdtdh w16sdtfl w16du">
   <w:docDefaults>
     <w:rPrDefault>
       <w:rPr>
